--- a/downloads/resources/student-instructions-and-faculty-customization-checklist.docx
+++ b/downloads/resources/student-instructions-and-faculty-customization-checklist.docx
@@ -55,6 +55,10 @@
         <w:spacing w:after="80"/>
       </w:pPr>
       <w:r>
+        <w:rPr>
+          <w:color w:val="000000"/>
+          <w:u w:val="none"/>
+        </w:rPr>
         <w:t>Student Instructions + Faculty Launch Checklist</w:t>
       </w:r>
     </w:p>
@@ -1017,10 +1021,7 @@
     </w:p>
     <w:p>
       <w:r>
-        <w:t>The game can keep your name or initials, progress, local results, and preferences in the browser on the device you are using. It does not automatically send your question-level gameplay records to a Mastery Quests server. If your instructor asks you to submit a screenshot, verification code, mastery report, CSV, or other evidence, you choose to submit that item through the course workflow.</w:t>
-      </w:r>
-      <w:r>
-        <w:t xml:space="preserve"> Separate classroom research builds may collect anonymous measurements; use their course or study notice instead of assuming the public workflow.</w:t>
+        <w:t>Public polished games and the free manual template keep progress and activity data in the browser. Remote anonymous telemetry is OFF by default. The Composer offers an explicit optional operational telemetry build; operational telemetry is not research by default. Application telemetry does not intentionally include names, email addresses, LMS account identifiers, university identifiers or free-text responses. Learners choose whether to share local downloads through the course workflow.</w:t>
       </w:r>
     </w:p>
     <w:tbl>
@@ -1354,7 +1355,7 @@
     </w:p>
     <w:p>
       <w:r>
-        <w:t>Current online guidance: https://masteryquests.org/how-to/composer/ | Learning outcomes: https://masteryquests.org/how-to/learning-outcomes/ | Data interpretation: https://masteryquests.org/how-to/telemetry-data-dictionary/</w:t>
+        <w:t>Current guidance: https://masteryquests.org/how-to/composer/ | Learning outcomes: https://masteryquests.org/how-to/learning-outcomes/ | Manual authoring and validation: https://masteryquests.org/downloads/resources/manual-faculty-guide.html</w:t>
       </w:r>
     </w:p>
     <w:sectPr>
@@ -2121,16 +2122,13 @@
     <w:qFormat/>
     <w:rsid w:val="00FC693F"/>
     <w:pPr>
-      <w:pBdr>
-        <w:bottom w:val="single" w:sz="8" w:space="4" w:color="4F81BD" w:themeColor="accent1"/>
-      </w:pBdr>
       <w:spacing w:after="300" w:line="240" w:lineRule="auto"/>
       <w:contextualSpacing/>
     </w:pPr>
     <w:rPr>
       <w:rFonts w:asciiTheme="majorHAnsi" w:eastAsiaTheme="majorEastAsia" w:hAnsiTheme="majorHAnsi" w:cstheme="majorBidi" w:ascii="Aptos" w:hAnsi="Aptos"/>
       <w:b/>
-      <w:color w:val="062454"/>
+      <w:color w:val="000000"/>
       <w:spacing w:val="5"/>
       <w:kern w:val="28"/>
       <w:sz w:val="54"/>

--- a/downloads/resources/student-instructions-and-faculty-customization-checklist.docx
+++ b/downloads/resources/student-instructions-and-faculty-customization-checklist.docx
@@ -55,11 +55,7 @@
         <w:spacing w:after="80"/>
       </w:pPr>
       <w:r>
-        <w:rPr>
-          <w:color w:val="000000"/>
-          <w:u w:val="none"/>
-        </w:rPr>
-        <w:t>Student Instructions + Faculty Launch Checklist</w:t>
+        <w:t>Student Instructions and Faculty Launch Checklist</w:t>
       </w:r>
     </w:p>
     <w:p>
@@ -184,12 +180,7 @@
           </w:tcPr>
           <w:p>
             <w:r>
-              <w:rPr>
-                <w:rFonts w:ascii="Aptos" w:hAnsi="Aptos"/>
-                <w:color w:val="0A172A"/>
-                <w:sz w:val="18"/>
-              </w:rPr>
-              <w:t>[Published game URL or LMS page/link]</w:t>
+              <w:t>[Generated Versioned game URL or LMS assignment link]</w:t>
             </w:r>
           </w:p>
         </w:tc>
@@ -1187,28 +1178,24 @@
     </w:p>
     <w:p>
       <w:r>
-        <w:rPr>
-          <w:rFonts w:ascii="Aptos" w:hAnsi="Aptos"/>
-          <w:color w:val="0A172A"/>
-          <w:sz w:val="20"/>
-        </w:rPr>
-        <w:t>☐  The public HTTPS game URL opens outside the LMS.</w:t>
-      </w:r>
-    </w:p>
-    <w:p>
-      <w:r>
-        <w:rPr>
-          <w:rFonts w:ascii="Aptos" w:hAnsi="Aptos"/>
-          <w:color w:val="0A172A"/>
-          <w:sz w:val="20"/>
-        </w:rPr>
-        <w:t>☐  The LMS link opens correctly; if the game is embedded, the iframe also works in the learner/student view when available.</w:t>
+        <w:t>☐  The supplied index.html launcher and unique game-mqb-….html are published together without renaming.</w:t>
       </w:r>
     </w:p>
     <w:p>
       <w:pPr/>
       <w:r>
-        <w:t>☐  If the LMS or institution blocks external iframes, I use the same public HTTPS game URL as an external course link.</w:t>
+        <w:t>☐  Deployment finished, the Versioned game URL opens, and Game build information matches the manifest.</w:t>
+      </w:r>
+    </w:p>
+    <w:p>
+      <w:r>
+        <w:t>☐  The current generated Canvas embed or external link works in learner/student view.</w:t>
+      </w:r>
+    </w:p>
+    <w:p>
+      <w:pPr/>
+      <w:r>
+        <w:t>☐  If the LMS blocks the iframe, the generated versioned HTTPS game URL works as an external link.</w:t>
       </w:r>
     </w:p>
     <w:p>
@@ -1289,6 +1276,45 @@
     <w:p>
       <w:pPr>
         <w:pStyle w:val="Heading2"/>
+        <w:pageBreakBefore/>
+      </w:pPr>
+      <w:r>
+        <w:t>Updates and saved progress</w:t>
+      </w:r>
+    </w:p>
+    <w:p>
+      <w:pPr/>
+      <w:r>
+        <w:t>☐  For the same game, I imported its saved recipe. For another assignment, I chose Start a different game.</w:t>
+      </w:r>
+    </w:p>
+    <w:p>
+      <w:pPr/>
+      <w:r>
+        <w:t>☐  After a new download, I uploaded the new game file and launcher, verified the Build ID, and replaced the course link or Canvas embed.</w:t>
+      </w:r>
+    </w:p>
+    <w:p>
+      <w:pPr/>
+      <w:r>
+        <w:t>☐  Separate assignments use separate folders, and earlier game files remain available while still needed.</w:t>
+      </w:r>
+    </w:p>
+    <w:p>
+      <w:pPr/>
+      <w:r>
+        <w:t>☐  I tested compatible saves in the same browser. Changed content can use separate saves; legacy recipes receive a new Game ID. I kept the original game for older progress.</w:t>
+      </w:r>
+    </w:p>
+    <w:p>
+      <w:pPr/>
+      <w:r>
+        <w:t>☐  I kept the ZIP, recipe, manifest, publish.html, and README. I will check the build and link before considering any browser-storage troubleshooting.</w:t>
+      </w:r>
+    </w:p>
+    <w:p>
+      <w:pPr>
+        <w:pStyle w:val="Heading2"/>
       </w:pPr>
       <w:r>
         <w:t>Privacy and evidence</w:t>
@@ -1355,7 +1381,7 @@
     </w:p>
     <w:p>
       <w:r>
-        <w:t>Current guidance: https://masteryquests.org/how-to/composer/ | Learning outcomes: https://masteryquests.org/how-to/learning-outcomes/ | Manual authoring and validation: https://masteryquests.org/downloads/resources/manual-faculty-guide.html</w:t>
+        <w:t>Current guidance: https://masteryquests.org/how-to/composer/ | Publishing and updates: https://masteryquests.org/how-to/canvas/ | Learning outcomes: https://masteryquests.org/how-to/learning-outcomes/</w:t>
       </w:r>
     </w:p>
     <w:sectPr>
